--- a/current_resume.docx
+++ b/current_resume.docx
@@ -31,7 +31,7 @@
           <w:sz w:val="19"/>
           <w:szCs w:val="19"/>
         </w:rPr>
-        <w:t xml:space="preserve">McLean, VA  |  216-904-9535  |  mbf.louard@gmail.com</w:t>
+        <w:t>Raleigh, NC  |  216-904-9535  |  mbf.louard@gmail.com  |  linkedin.com/in/michael-louard  |  github.com/agentchieflou</w:t>
       </w:r>
     </w:p>
     <w:p>
@@ -73,15 +73,15 @@
           <w:sz w:val="20"/>
           <w:szCs w:val="20"/>
         </w:rPr>
-        <w:t xml:space="preserve">Languages &amp; Tools: </w:t>
-      </w:r>
-      <w:r>
-        <w:rPr>
-          <w:rFonts w:ascii="Arial" w:cs="Arial" w:eastAsia="Arial" w:hAnsi="Arial"/>
-          <w:sz w:val="20"/>
-          <w:szCs w:val="20"/>
-        </w:rPr>
-        <w:t xml:space="preserve">Python, R, SAS, Stata, SQL, PySpark, Go (exposure), COBOL (translation)</w:t>
+        <w:t xml:space="preserve">Languages &amp; Automation: </w:t>
+      </w:r>
+      <w:r>
+        <w:rPr>
+          <w:rFonts w:ascii="Arial" w:cs="Arial" w:eastAsia="Arial" w:hAnsi="Arial"/>
+          <w:sz w:val="20"/>
+          <w:szCs w:val="20"/>
+        </w:rPr>
+        <w:t>Python, R, SAS, Stata, SQL, PySpark, Go (exposure), COBOL (translation), Selenium, Headless Browsers</w:t>
       </w:r>
     </w:p>
     <w:p>
@@ -104,7 +104,7 @@
           <w:sz w:val="20"/>
           <w:szCs w:val="20"/>
         </w:rPr>
-        <w:t xml:space="preserve">Kubernetes / OpenShift, Helm, CI/CD pipelines, Hadoop, Power BI, Excel</w:t>
+        <w:t>Kubernetes / OpenShift, Helm, CI/CD pipelines, Docker, Hadoop, Power BI, Excel</w:t>
       </w:r>
     </w:p>
     <w:p>
@@ -119,15 +119,15 @@
           <w:sz w:val="20"/>
           <w:szCs w:val="20"/>
         </w:rPr>
-        <w:t xml:space="preserve">Competencies: </w:t>
-      </w:r>
-      <w:r>
-        <w:rPr>
-          <w:rFonts w:ascii="Arial" w:cs="Arial" w:eastAsia="Arial" w:hAnsi="Arial"/>
-          <w:sz w:val="20"/>
-          <w:szCs w:val="20"/>
-        </w:rPr>
-        <w:t xml:space="preserve">API Development, NLP / BERT Modeling, Quantitative Analytics, Credit Risk Modeling, CECL Forecasting, Mainframe Migration, Data Visualization</w:t>
+        <w:t xml:space="preserve">Core Competencies: </w:t>
+      </w:r>
+      <w:r>
+        <w:rPr>
+          <w:rFonts w:ascii="Arial" w:cs="Arial" w:eastAsia="Arial" w:hAnsi="Arial"/>
+          <w:sz w:val="20"/>
+          <w:szCs w:val="20"/>
+        </w:rPr>
+        <w:t>API Development, NLP / BERT, Agentic &amp; RAG Strategy, Quantitative Analytics, CECL Forecasting, Mainframe Migrations, Telemetry &amp; Analytics</w:t>
       </w:r>
     </w:p>
     <w:p>
@@ -165,7 +165,7 @@
           <w:sz w:val="22"/>
           <w:szCs w:val="22"/>
         </w:rPr>
-        <w:t xml:space="preserve">PNC Bank</w:t>
+        <w:t>PNC Bank</w:t>
       </w:r>
       <w:r>
         <w:rPr>
@@ -176,6 +176,141 @@
           <w:sz w:val="22"/>
           <w:szCs w:val="22"/>
         </w:rPr>
+        <w:t xml:space="preserve"> | Business Analytics Consultant</w:t>
+      </w:r>
+      <w:r>
+        <w:rPr>
+          <w:rFonts w:ascii="Arial" w:cs="Arial" w:eastAsia="Arial" w:hAnsi="Arial"/>
+          <w:color w:val="555555"/>
+          <w:sz w:val="20"/>
+          <w:szCs w:val="20"/>
+        </w:rPr>
+        <w:tab/>
+        <w:t>Raleigh, NC  |  Nov 2025 – Present</w:t>
+      </w:r>
+    </w:p>
+    <w:p>
+      <w:pPr>
+        <w:pStyle w:val="ListParagraph"/>
+        <w:numPr>
+          <w:ilvl w:val="0"/>
+          <w:numId w:val="2"/>
+        </w:numPr>
+        <w:spacing w:after="30" w:before="30"/>
+      </w:pPr>
+      <w:r>
+        <w:rPr>
+          <w:rFonts w:ascii="Arial" w:cs="Arial" w:eastAsia="Arial" w:hAnsi="Arial"/>
+          <w:color w:val="222222"/>
+          <w:sz w:val="20"/>
+          <w:szCs w:val="20"/>
+        </w:rPr>
+        <w:t>Legacy Mainframe Migration: Designed and implemented a parameterized data validation framework to compare and reconcile outputs across MongoDB, SOM DI, and OLNACS during a major asset class migration. Enabled SME validation of 1,930 data fields, including 443 migration-impacted mappings and 207 business-critical fields, supporting on-time project delivery, avoiding a $30M contract renewal.</w:t>
+      </w:r>
+    </w:p>
+    <w:p>
+      <w:pPr>
+        <w:pStyle w:val="ListParagraph"/>
+        <w:numPr>
+          <w:ilvl w:val="0"/>
+          <w:numId w:val="2"/>
+        </w:numPr>
+        <w:spacing w:after="30" w:before="30"/>
+      </w:pPr>
+      <w:r>
+        <w:rPr>
+          <w:rFonts w:ascii="Arial" w:cs="Arial" w:eastAsia="Arial" w:hAnsi="Arial"/>
+          <w:color w:val="222222"/>
+          <w:sz w:val="20"/>
+          <w:szCs w:val="20"/>
+        </w:rPr>
+        <w:t>Document Sourcing Automation: Developed a multi-scraper Python automation suite managed by a master orchestrator to retrieve loan files, successfully closing out Document Process Management (DPM) issues; engineered a proof-of-concept using Selenium before transitioning to a high-throughput API headless browser connection.</w:t>
+      </w:r>
+    </w:p>
+    <w:p>
+      <w:pPr>
+        <w:pStyle w:val="ListParagraph"/>
+        <w:numPr>
+          <w:ilvl w:val="0"/>
+          <w:numId w:val="2"/>
+        </w:numPr>
+        <w:spacing w:after="30" w:before="30"/>
+      </w:pPr>
+      <w:r>
+        <w:rPr>
+          <w:rFonts w:ascii="Arial" w:cs="Arial" w:eastAsia="Arial" w:hAnsi="Arial"/>
+          <w:color w:val="222222"/>
+          <w:sz w:val="20"/>
+          <w:szCs w:val="20"/>
+        </w:rPr>
+        <w:t>Telemetry &amp; Usage Analytics: Designed and developed grid-wide database telemetry and table-level usage analytics that eliminated weeks of manual impact analysis for migrations and maintenance events. Enabled DBAs and senior analysts to rapidly identify affected databases, accelerating migration planning from weeks to days and reducing time spent on manual discovery.</w:t>
+      </w:r>
+    </w:p>
+    <w:p>
+      <w:pPr>
+        <w:pStyle w:val="ListParagraph"/>
+        <w:numPr>
+          <w:ilvl w:val="0"/>
+          <w:numId w:val="2"/>
+        </w:numPr>
+        <w:spacing w:after="30" w:before="30"/>
+      </w:pPr>
+      <w:r>
+        <w:rPr>
+          <w:rFonts w:ascii="Arial" w:cs="Arial" w:eastAsia="Arial" w:hAnsi="Arial"/>
+          <w:color w:val="222222"/>
+          <w:sz w:val="20"/>
+          <w:szCs w:val="20"/>
+        </w:rPr>
+        <w:t>REST API Deployment: Currently containerizing custom scrapers and data parsing systems to deploy them as new hosted REST APIs on OpenShift.</w:t>
+      </w:r>
+    </w:p>
+    <w:p>
+      <w:pPr>
+        <w:pStyle w:val="ListParagraph"/>
+        <w:numPr>
+          <w:ilvl w:val="0"/>
+          <w:numId w:val="2"/>
+        </w:numPr>
+        <w:spacing w:after="30" w:before="30"/>
+      </w:pPr>
+      <w:r>
+        <w:rPr>
+          <w:rFonts w:ascii="Arial" w:cs="Arial" w:eastAsia="Arial" w:hAnsi="Arial"/>
+          <w:color w:val="222222"/>
+          <w:sz w:val="20"/>
+          <w:szCs w:val="20"/>
+        </w:rPr>
+        <w:t>AI Strategy &amp; Research: Researched and evaluated agentic workflows, RAG architectures, and enterprise AI design patterns. Delivered internal demonstrations and recommendations focused on resource-efficient implementations under strict enterprise security and token constraints.</w:t>
+      </w:r>
+    </w:p>
+    <w:p>
+      <w:pPr>
+        <w:tabs>
+          <w:tab w:val="right" w:pos="9026"/>
+        </w:tabs>
+        <w:spacing w:after="20" w:before="140"/>
+      </w:pPr>
+      <w:r>
+        <w:rPr>
+          <w:rFonts w:ascii="Arial" w:cs="Arial" w:eastAsia="Arial" w:hAnsi="Arial"/>
+          <w:b/>
+          <w:bCs/>
+          <w:color w:val="1F3864"/>
+          <w:sz w:val="22"/>
+          <w:szCs w:val="22"/>
+        </w:rPr>
+        <w:t xml:space="preserve">PNC Bank</w:t>
+      </w:r>
+      <w:r>
+        <w:rPr>
+          <w:rFonts w:ascii="Arial" w:cs="Arial" w:eastAsia="Arial" w:hAnsi="Arial"/>
+          <w:b w:val="false"/>
+          <w:bCs w:val="false"/>
+          <w:color w:val="555555"/>
+          <w:sz w:val="22"/>
+          <w:szCs w:val="22"/>
+        </w:rPr>
         <w:t xml:space="preserve"> | Quantitative Analytics – Model Development &amp; Engineering</w:t>
       </w:r>
       <w:r>
@@ -185,7 +320,8 @@
           <w:sz w:val="20"/>
           <w:szCs w:val="20"/>
         </w:rPr>
-        <w:t xml:space="preserve">	McLean, VA  |  2023 – Present</w:t>
+        <w:tab/>
+        <w:t>McLean, VA  |  2023 – Nov 2025</w:t>
       </w:r>
     </w:p>
     <w:p>
